--- a/src/dackar/RCA/diagrams/april_2/Architecture_Assessment.docx
+++ b/src/dackar/RCA/diagrams/april_2/Architecture_Assessment.docx
@@ -65,7 +65,7 @@
         <w:t xml:space="preserve">KG narrowing → temporal scoring → candidate generation → evidence retrieval → evidence refinement → synthesis. </w:t>
       </w:r>
       <w:r>
-        <w:pict w14:anchorId="7A908C2A">
+        <w:pict w14:anchorId="03019E22">
           <v:rect id="Horizontal Line 1" o:spid="_x0000_s1032" alt="" style="width:468pt;height:.05pt;visibility:visible;mso-wrap-style:square;mso-width-percent:0;mso-height-percent:0;mso-left-percent:-10001;mso-top-percent:-10001;mso-position-horizontal:absolute;mso-position-horizontal-relative:char;mso-position-vertical:absolute;mso-position-vertical-relative:line;mso-width-percent:0;mso-height-percent:0;mso-left-percent:-10001;mso-top-percent:-10001;v-text-anchor:top" filled="f">
             <o:lock v:ext="edit" rotation="t" aspectratio="t" verticies="t" text="t" shapetype="t"/>
             <w10:anchorlock/>
@@ -1179,7 +1179,7 @@
         </w:rPr>
       </w:pPr>
       <w:r>
-        <w:pict w14:anchorId="0FEF32FD">
+        <w:pict w14:anchorId="026493E2">
           <v:rect id="Horizontal Line 2" o:spid="_x0000_s1031" alt="" style="width:468pt;height:1.1pt;visibility:visible;mso-wrap-style:square;mso-width-percent:0;mso-height-percent:0;mso-left-percent:-10001;mso-top-percent:-10001;mso-position-horizontal:absolute;mso-position-horizontal-relative:char;mso-position-vertical:absolute;mso-position-vertical-relative:line;mso-width-percent:0;mso-height-percent:0;mso-left-percent:-10001;mso-top-percent:-10001;v-text-anchor:top" filled="f">
             <o:lock v:ext="edit" rotation="t" aspectratio="t" verticies="t" text="t" shapetype="t"/>
             <w10:anchorlock/>
@@ -1854,7 +1854,7 @@
         </w:rPr>
       </w:pPr>
       <w:r>
-        <w:pict w14:anchorId="356F9435">
+        <w:pict w14:anchorId="54CC5F7C">
           <v:rect id="Horizontal Line 3" o:spid="_x0000_s1030" alt="" style="width:468pt;height:1.1pt;visibility:visible;mso-wrap-style:square;mso-width-percent:0;mso-height-percent:0;mso-left-percent:-10001;mso-top-percent:-10001;mso-position-horizontal:absolute;mso-position-horizontal-relative:char;mso-position-vertical:absolute;mso-position-vertical-relative:line;mso-width-percent:0;mso-height-percent:0;mso-left-percent:-10001;mso-top-percent:-10001;v-text-anchor:top" filled="f">
             <o:lock v:ext="edit" rotation="t" aspectratio="t" verticies="t" text="t" shapetype="t"/>
             <w10:anchorlock/>
@@ -2165,7 +2165,7 @@
         </w:rPr>
       </w:pPr>
       <w:r>
-        <w:pict w14:anchorId="00ED5EB3">
+        <w:pict w14:anchorId="5FA69CFA">
           <v:rect id="Horizontal Line 4" o:spid="_x0000_s1029" alt="" style="width:468pt;height:1.1pt;visibility:visible;mso-wrap-style:square;mso-width-percent:0;mso-height-percent:0;mso-left-percent:-10001;mso-top-percent:-10001;mso-position-horizontal:absolute;mso-position-horizontal-relative:char;mso-position-vertical:absolute;mso-position-vertical-relative:line;mso-width-percent:0;mso-height-percent:0;mso-left-percent:-10001;mso-top-percent:-10001;v-text-anchor:top" filled="f">
             <o:lock v:ext="edit" rotation="t" aspectratio="t" verticies="t" text="t" shapetype="t"/>
             <w10:anchorlock/>
@@ -2537,7 +2537,7 @@
         </w:rPr>
       </w:pPr>
       <w:r>
-        <w:pict w14:anchorId="2F3B88A8">
+        <w:pict w14:anchorId="7BE965D1">
           <v:rect id="Horizontal Line 5" o:spid="_x0000_s1028" alt="" style="width:468pt;height:1.1pt;visibility:visible;mso-wrap-style:square;mso-width-percent:0;mso-height-percent:0;mso-left-percent:-10001;mso-top-percent:-10001;mso-position-horizontal:absolute;mso-position-horizontal-relative:char;mso-position-vertical:absolute;mso-position-vertical-relative:line;mso-width-percent:0;mso-height-percent:0;mso-left-percent:-10001;mso-top-percent:-10001;v-text-anchor:top" filled="f">
             <o:lock v:ext="edit" rotation="t" aspectratio="t" verticies="t" text="t" shapetype="t"/>
             <w10:anchorlock/>
@@ -4398,7 +4398,7 @@
         </w:rPr>
       </w:pPr>
       <w:r>
-        <w:pict w14:anchorId="57FC1B0D">
+        <w:pict w14:anchorId="2E7D67AE">
           <v:rect id="Horizontal Line 6" o:spid="_x0000_s1027" alt="" style="width:468pt;height:.05pt;visibility:visible;mso-wrap-style:square;mso-width-percent:0;mso-height-percent:0;mso-left-percent:-10001;mso-top-percent:-10001;mso-position-horizontal:absolute;mso-position-horizontal-relative:char;mso-position-vertical:absolute;mso-position-vertical-relative:line;mso-width-percent:0;mso-height-percent:0;mso-left-percent:-10001;mso-top-percent:-10001;v-text-anchor:top" filled="f">
             <o:lock v:ext="edit" rotation="t" aspectratio="t" verticies="t" text="t" shapetype="t"/>
             <w10:anchorlock/>
@@ -4661,7 +4661,7 @@
         </w:rPr>
       </w:pPr>
       <w:r>
-        <w:pict w14:anchorId="0750F907">
+        <w:pict w14:anchorId="6661CF46">
           <v:rect id="Horizontal Line 7" o:spid="_x0000_s1026" alt="" style="width:468pt;height:1.1pt;visibility:visible;mso-wrap-style:square;mso-width-percent:0;mso-height-percent:0;mso-left-percent:-10001;mso-top-percent:-10001;mso-position-horizontal:absolute;mso-position-horizontal-relative:char;mso-position-vertical:absolute;mso-position-vertical-relative:line;mso-width-percent:0;mso-height-percent:0;mso-left-percent:-10001;mso-top-percent:-10001;v-text-anchor:top" filled="f">
             <o:lock v:ext="edit" rotation="t" aspectratio="t" verticies="t" text="t" shapetype="t"/>
             <w10:anchorlock/>

--- a/src/dackar/RCA/diagrams/april_2/Architecture_Assessment.docx
+++ b/src/dackar/RCA/diagrams/april_2/Architecture_Assessment.docx
@@ -1066,7 +1066,7 @@
           <w:szCs w:val="22"/>
           <w14:ligatures w14:val="none"/>
         </w:rPr>
-        <w:t xml:space="preserve">The </w:t>
+        <w:t>The _evidence_score_for_fm and _evidence_score_for_past_event methods don't fully account for document age in the evidence PRIOR (pre-retrieval). Note: _recency_factor() IS already called by both methods and uses time_distance_days to weight retrieved evidence — the remaining gap is that the pre-retrieval evidence prior (Stage D) does not use document age from kg_context.documents. A 10-year-old SOP contributes the same as a CR filed last week. The kg_context.json schema has time_distance_days on documents — that field should feed into the evidence prior score in the causality engine.</w:t>
       </w:r>
       <w:r>
         <w:rPr>
@@ -1078,7 +1078,6 @@
           <w:szCs w:val="22"/>
           <w14:ligatures w14:val="none"/>
         </w:rPr>
-        <w:t>_evidence_score_for_fm</w:t>
       </w:r>
       <w:r>
         <w:rPr>
@@ -1090,7 +1089,6 @@
           <w:szCs w:val="22"/>
           <w14:ligatures w14:val="none"/>
         </w:rPr>
-        <w:t xml:space="preserve"> and </w:t>
       </w:r>
       <w:r>
         <w:rPr>
@@ -1102,7 +1100,6 @@
           <w:szCs w:val="22"/>
           <w14:ligatures w14:val="none"/>
         </w:rPr>
-        <w:t>_evidence_score_for_past_event</w:t>
       </w:r>
       <w:r>
         <w:rPr>
@@ -1114,57 +1111,51 @@
           <w:szCs w:val="22"/>
           <w14:ligatures w14:val="none"/>
         </w:rPr>
-        <w:t xml:space="preserve"> methods don't account for document age or relevance proximity.</w:t>
-      </w:r>
-      <w:r>
-        <w:rPr>
-          <w:rFonts w:ascii="Times New Roman" w:eastAsia="Times New Roman" w:hAnsi="Times New Roman" w:cs="Times New Roman"/>
-          <w:kern w:val="0"/>
-          <w:sz w:val="22"/>
-          <w:szCs w:val="22"/>
-          <w14:ligatures w14:val="none"/>
-        </w:rPr>
-        <w:t xml:space="preserve"> They score based purely on doc_type presence in the KG neighborhood, not on whether those documents are temporally or topologically proximate to the event. A 10-year-old SOP contributes the same as a CR filed last week. The </w:t>
-      </w:r>
-      <w:r>
-        <w:rPr>
-          <w:rFonts w:ascii="Courier New" w:eastAsia="Times New Roman" w:hAnsi="Courier New" w:cs="Courier New"/>
-          <w:kern w:val="0"/>
-          <w:sz w:val="22"/>
-          <w:szCs w:val="22"/>
-          <w14:ligatures w14:val="none"/>
-        </w:rPr>
-        <w:t>kg_context.json</w:t>
-      </w:r>
-      <w:r>
-        <w:rPr>
-          <w:rFonts w:ascii="Times New Roman" w:eastAsia="Times New Roman" w:hAnsi="Times New Roman" w:cs="Times New Roman"/>
-          <w:kern w:val="0"/>
-          <w:sz w:val="22"/>
-          <w:szCs w:val="22"/>
-          <w14:ligatures w14:val="none"/>
-        </w:rPr>
-        <w:t xml:space="preserve"> schema has </w:t>
-      </w:r>
-      <w:r>
-        <w:rPr>
-          <w:rFonts w:ascii="Courier New" w:eastAsia="Times New Roman" w:hAnsi="Courier New" w:cs="Courier New"/>
-          <w:kern w:val="0"/>
-          <w:sz w:val="22"/>
-          <w:szCs w:val="22"/>
-          <w14:ligatures w14:val="none"/>
-        </w:rPr>
-        <w:t>time_distance_days</w:t>
-      </w:r>
-      <w:r>
-        <w:rPr>
-          <w:rFonts w:ascii="Times New Roman" w:eastAsia="Times New Roman" w:hAnsi="Times New Roman" w:cs="Times New Roman"/>
-          <w:kern w:val="0"/>
-          <w:sz w:val="22"/>
-          <w:szCs w:val="22"/>
-          <w14:ligatures w14:val="none"/>
-        </w:rPr>
-        <w:t xml:space="preserve"> on documents — that field should feed into the evidence prior score in the causality engine.</w:t>
+      </w:r>
+      <w:r>
+        <w:rPr>
+          <w:rFonts w:ascii="Times New Roman" w:eastAsia="Times New Roman" w:hAnsi="Times New Roman" w:cs="Times New Roman"/>
+          <w:kern w:val="0"/>
+          <w:sz w:val="22"/>
+          <w:szCs w:val="22"/>
+          <w14:ligatures w14:val="none"/>
+        </w:rPr>
+      </w:r>
+      <w:r>
+        <w:rPr>
+          <w:rFonts w:ascii="Courier New" w:eastAsia="Times New Roman" w:hAnsi="Courier New" w:cs="Courier New"/>
+          <w:kern w:val="0"/>
+          <w:sz w:val="22"/>
+          <w:szCs w:val="22"/>
+          <w14:ligatures w14:val="none"/>
+        </w:rPr>
+      </w:r>
+      <w:r>
+        <w:rPr>
+          <w:rFonts w:ascii="Times New Roman" w:eastAsia="Times New Roman" w:hAnsi="Times New Roman" w:cs="Times New Roman"/>
+          <w:kern w:val="0"/>
+          <w:sz w:val="22"/>
+          <w:szCs w:val="22"/>
+          <w14:ligatures w14:val="none"/>
+        </w:rPr>
+      </w:r>
+      <w:r>
+        <w:rPr>
+          <w:rFonts w:ascii="Courier New" w:eastAsia="Times New Roman" w:hAnsi="Courier New" w:cs="Courier New"/>
+          <w:kern w:val="0"/>
+          <w:sz w:val="22"/>
+          <w:szCs w:val="22"/>
+          <w14:ligatures w14:val="none"/>
+        </w:rPr>
+      </w:r>
+      <w:r>
+        <w:rPr>
+          <w:rFonts w:ascii="Times New Roman" w:eastAsia="Times New Roman" w:hAnsi="Times New Roman" w:cs="Times New Roman"/>
+          <w:kern w:val="0"/>
+          <w:sz w:val="22"/>
+          <w:szCs w:val="22"/>
+          <w14:ligatures w14:val="none"/>
+        </w:rPr>
       </w:r>
     </w:p>
     <w:p>
@@ -3223,77 +3214,70 @@
           <w:szCs w:val="22"/>
           <w14:ligatures w14:val="none"/>
         </w:rPr>
-        <w:t>What the code misses:</w:t>
-      </w:r>
-      <w:r>
-        <w:rPr>
-          <w:rFonts w:ascii="Times New Roman" w:eastAsia="Times New Roman" w:hAnsi="Times New Roman" w:cs="Times New Roman"/>
-          <w:kern w:val="0"/>
-          <w:sz w:val="22"/>
-          <w:szCs w:val="22"/>
-          <w14:ligatures w14:val="none"/>
-        </w:rPr>
-        <w:t xml:space="preserve"> The </w:t>
-      </w:r>
-      <w:r>
-        <w:rPr>
-          <w:rFonts w:ascii="Courier New" w:eastAsia="Times New Roman" w:hAnsi="Courier New" w:cs="Courier New"/>
-          <w:kern w:val="0"/>
-          <w:sz w:val="22"/>
-          <w:szCs w:val="22"/>
-          <w14:ligatures w14:val="none"/>
-        </w:rPr>
-        <w:t>condition_assessment</w:t>
-      </w:r>
-      <w:r>
-        <w:rPr>
-          <w:rFonts w:ascii="Times New Roman" w:eastAsia="Times New Roman" w:hAnsi="Times New Roman" w:cs="Times New Roman"/>
-          <w:kern w:val="0"/>
-          <w:sz w:val="22"/>
-          <w:szCs w:val="22"/>
-          <w14:ligatures w14:val="none"/>
-        </w:rPr>
-        <w:t xml:space="preserve"> block in the document schema — with explicit </w:t>
-      </w:r>
-      <w:r>
-        <w:rPr>
-          <w:rFonts w:ascii="Courier New" w:eastAsia="Times New Roman" w:hAnsi="Courier New" w:cs="Courier New"/>
-          <w:kern w:val="0"/>
-          <w:sz w:val="22"/>
-          <w:szCs w:val="22"/>
-          <w14:ligatures w14:val="none"/>
-        </w:rPr>
-        <w:t>as_found_condition</w:t>
-      </w:r>
-      <w:r>
-        <w:rPr>
-          <w:rFonts w:ascii="Times New Roman" w:eastAsia="Times New Roman" w:hAnsi="Times New Roman" w:cs="Times New Roman"/>
-          <w:kern w:val="0"/>
-          <w:sz w:val="22"/>
-          <w:szCs w:val="22"/>
-          <w14:ligatures w14:val="none"/>
-        </w:rPr>
-        <w:t xml:space="preserve"> and </w:t>
-      </w:r>
-      <w:r>
-        <w:rPr>
-          <w:rFonts w:ascii="Courier New" w:eastAsia="Times New Roman" w:hAnsi="Courier New" w:cs="Courier New"/>
-          <w:kern w:val="0"/>
-          <w:sz w:val="22"/>
-          <w:szCs w:val="22"/>
-          <w14:ligatures w14:val="none"/>
-        </w:rPr>
-        <w:t>as_left_condition</w:t>
-      </w:r>
-      <w:r>
-        <w:rPr>
-          <w:rFonts w:ascii="Times New Roman" w:eastAsia="Times New Roman" w:hAnsi="Times New Roman" w:cs="Times New Roman"/>
-          <w:kern w:val="0"/>
-          <w:sz w:val="22"/>
-          <w:szCs w:val="22"/>
-          <w14:ligatures w14:val="none"/>
-        </w:rPr>
-        <w:t xml:space="preserve"> enumerations (acceptable/degraded/failed/unknown) — is never used in Stage 4. The structured condition data is richer and more reliable than keyword detection in free text, but the retriever doesn't access it.</w:t>
+        <w:t>What the code misses: The condition_assessment block in the document schema — with explicit as_found_condition and as_left_condition enumerations (acceptable/degraded/failed/unknown) — IS now used in Stage 4. [RESOLVED — evidence_retriever.py:485–513 reads both fields and applies ±0.35 score adjustments to support/contradiction scores.] The structured condition data is richer and more reliable than keyword detection in free text, but the retriever doesn't access it.</w:t>
+      </w:r>
+      <w:r>
+        <w:rPr>
+          <w:rFonts w:ascii="Times New Roman" w:eastAsia="Times New Roman" w:hAnsi="Times New Roman" w:cs="Times New Roman"/>
+          <w:kern w:val="0"/>
+          <w:sz w:val="22"/>
+          <w:szCs w:val="22"/>
+          <w14:ligatures w14:val="none"/>
+        </w:rPr>
+      </w:r>
+      <w:r>
+        <w:rPr>
+          <w:rFonts w:ascii="Courier New" w:eastAsia="Times New Roman" w:hAnsi="Courier New" w:cs="Courier New"/>
+          <w:kern w:val="0"/>
+          <w:sz w:val="22"/>
+          <w:szCs w:val="22"/>
+          <w14:ligatures w14:val="none"/>
+        </w:rPr>
+      </w:r>
+      <w:r>
+        <w:rPr>
+          <w:rFonts w:ascii="Times New Roman" w:eastAsia="Times New Roman" w:hAnsi="Times New Roman" w:cs="Times New Roman"/>
+          <w:kern w:val="0"/>
+          <w:sz w:val="22"/>
+          <w:szCs w:val="22"/>
+          <w14:ligatures w14:val="none"/>
+        </w:rPr>
+      </w:r>
+      <w:r>
+        <w:rPr>
+          <w:rFonts w:ascii="Courier New" w:eastAsia="Times New Roman" w:hAnsi="Courier New" w:cs="Courier New"/>
+          <w:kern w:val="0"/>
+          <w:sz w:val="22"/>
+          <w:szCs w:val="22"/>
+          <w14:ligatures w14:val="none"/>
+        </w:rPr>
+      </w:r>
+      <w:r>
+        <w:rPr>
+          <w:rFonts w:ascii="Times New Roman" w:eastAsia="Times New Roman" w:hAnsi="Times New Roman" w:cs="Times New Roman"/>
+          <w:kern w:val="0"/>
+          <w:sz w:val="22"/>
+          <w:szCs w:val="22"/>
+          <w14:ligatures w14:val="none"/>
+        </w:rPr>
+      </w:r>
+      <w:r>
+        <w:rPr>
+          <w:rFonts w:ascii="Courier New" w:eastAsia="Times New Roman" w:hAnsi="Courier New" w:cs="Courier New"/>
+          <w:kern w:val="0"/>
+          <w:sz w:val="22"/>
+          <w:szCs w:val="22"/>
+          <w14:ligatures w14:val="none"/>
+        </w:rPr>
+      </w:r>
+      <w:r>
+        <w:rPr>
+          <w:rFonts w:ascii="Times New Roman" w:eastAsia="Times New Roman" w:hAnsi="Times New Roman" w:cs="Times New Roman"/>
+          <w:kern w:val="0"/>
+          <w:sz w:val="22"/>
+          <w:szCs w:val="22"/>
+          <w14:ligatures w14:val="none"/>
+        </w:rPr>
       </w:r>
     </w:p>
     <w:p>
@@ -3675,57 +3659,52 @@
           <w:szCs w:val="22"/>
           <w14:ligatures w14:val="none"/>
         </w:rPr>
-        <w:t>What the code misses:</w:t>
-      </w:r>
-      <w:r>
-        <w:rPr>
-          <w:rFonts w:ascii="Times New Roman" w:eastAsia="Times New Roman" w:hAnsi="Times New Roman" w:cs="Times New Roman"/>
-          <w:kern w:val="0"/>
-          <w:sz w:val="22"/>
-          <w:szCs w:val="22"/>
-          <w14:ligatures w14:val="none"/>
-        </w:rPr>
-        <w:t xml:space="preserve"> It doesn't recognize that an ECA's root cause statement is a confirmed finding with a higher confidence level than a CR's preliminary assessment. It also doesn't parse the ECA's </w:t>
-      </w:r>
-      <w:r>
-        <w:rPr>
-          <w:rFonts w:ascii="Courier New" w:eastAsia="Times New Roman" w:hAnsi="Courier New" w:cs="Courier New"/>
-          <w:kern w:val="0"/>
-          <w:sz w:val="22"/>
-          <w:szCs w:val="22"/>
-          <w14:ligatures w14:val="none"/>
-        </w:rPr>
-        <w:t>causal_factors</w:t>
-      </w:r>
-      <w:r>
-        <w:rPr>
-          <w:rFonts w:ascii="Times New Roman" w:eastAsia="Times New Roman" w:hAnsi="Times New Roman" w:cs="Times New Roman"/>
-          <w:kern w:val="0"/>
-          <w:sz w:val="22"/>
-          <w:szCs w:val="22"/>
-          <w14:ligatures w14:val="none"/>
-        </w:rPr>
-        <w:t xml:space="preserve"> array or </w:t>
-      </w:r>
-      <w:r>
-        <w:rPr>
-          <w:rFonts w:ascii="Courier New" w:eastAsia="Times New Roman" w:hAnsi="Courier New" w:cs="Courier New"/>
-          <w:kern w:val="0"/>
-          <w:sz w:val="22"/>
-          <w:szCs w:val="22"/>
-          <w14:ligatures w14:val="none"/>
-        </w:rPr>
-        <w:t>evidence_items</w:t>
-      </w:r>
-      <w:r>
-        <w:rPr>
-          <w:rFonts w:ascii="Times New Roman" w:eastAsia="Times New Roman" w:hAnsi="Times New Roman" w:cs="Times New Roman"/>
-          <w:kern w:val="0"/>
-          <w:sz w:val="22"/>
-          <w:szCs w:val="22"/>
-          <w14:ligatures w14:val="none"/>
-        </w:rPr>
-        <w:t xml:space="preserve"> array — these structured fields in the document schema contain exactly the kind of machine-readable causal knowledge the system needs, but the retriever works only on embedded text snippets.</w:t>
+        <w:t>What the code misses: PARTIALLY RESOLVED: ECA/RCA now receive +0.22×rf epistemic weight vs CR/WO at +0.15×rf in _evidence_score_for_fm and _evidence_score_for_past_event. The ECA's causal_factors[] and evidence_items[] structured arrays are still not parsed — the scoring improvement comes from doc_type weighting only. It also doesn't parse the ECA's causal_factors array or evidence_items array — these structured fields in the document schema contain exactly the kind of machine-readable causal knowledge the system needs, but the retriever works only on embedded text snippets.</w:t>
+      </w:r>
+      <w:r>
+        <w:rPr>
+          <w:rFonts w:ascii="Times New Roman" w:eastAsia="Times New Roman" w:hAnsi="Times New Roman" w:cs="Times New Roman"/>
+          <w:kern w:val="0"/>
+          <w:sz w:val="22"/>
+          <w:szCs w:val="22"/>
+          <w14:ligatures w14:val="none"/>
+        </w:rPr>
+      </w:r>
+      <w:r>
+        <w:rPr>
+          <w:rFonts w:ascii="Courier New" w:eastAsia="Times New Roman" w:hAnsi="Courier New" w:cs="Courier New"/>
+          <w:kern w:val="0"/>
+          <w:sz w:val="22"/>
+          <w:szCs w:val="22"/>
+          <w14:ligatures w14:val="none"/>
+        </w:rPr>
+      </w:r>
+      <w:r>
+        <w:rPr>
+          <w:rFonts w:ascii="Times New Roman" w:eastAsia="Times New Roman" w:hAnsi="Times New Roman" w:cs="Times New Roman"/>
+          <w:kern w:val="0"/>
+          <w:sz w:val="22"/>
+          <w:szCs w:val="22"/>
+          <w14:ligatures w14:val="none"/>
+        </w:rPr>
+      </w:r>
+      <w:r>
+        <w:rPr>
+          <w:rFonts w:ascii="Courier New" w:eastAsia="Times New Roman" w:hAnsi="Courier New" w:cs="Courier New"/>
+          <w:kern w:val="0"/>
+          <w:sz w:val="22"/>
+          <w:szCs w:val="22"/>
+          <w14:ligatures w14:val="none"/>
+        </w:rPr>
+      </w:r>
+      <w:r>
+        <w:rPr>
+          <w:rFonts w:ascii="Times New Roman" w:eastAsia="Times New Roman" w:hAnsi="Times New Roman" w:cs="Times New Roman"/>
+          <w:kern w:val="0"/>
+          <w:sz w:val="22"/>
+          <w:szCs w:val="22"/>
+          <w14:ligatures w14:val="none"/>
+        </w:rPr>
       </w:r>
     </w:p>
     <w:p>
@@ -3888,17 +3867,16 @@
           <w:szCs w:val="22"/>
           <w14:ligatures w14:val="none"/>
         </w:rPr>
-        <w:t>What the code misses:</w:t>
-      </w:r>
-      <w:r>
-        <w:rPr>
-          <w:rFonts w:ascii="Times New Roman" w:eastAsia="Times New Roman" w:hAnsi="Times New Roman" w:cs="Times New Roman"/>
-          <w:kern w:val="0"/>
-          <w:sz w:val="22"/>
-          <w:szCs w:val="22"/>
-          <w14:ligatures w14:val="none"/>
-        </w:rPr>
-        <w:t xml:space="preserve"> Same as ECA — the confirmed causal status of the findings is not distinguished from a preliminary CR observation. The ruling-out logic (what was eliminated and the evidence that eliminated it) is particularly valuable and completely invisible to the current keyword-based classifier.</w:t>
+        <w:t>What the code misses: PARTIALLY RESOLVED (same as ECA): RCA doc_type now receives higher epistemic weight (+0.22×rf). The confirmed causal status and ruling-out logic (what was eliminated and why) are still not structurally parsed. The ruling-out logic (what was eliminated and the evidence that eliminated it) is particularly valuable and completely invisible to the current keyword-based classifier.</w:t>
+      </w:r>
+      <w:r>
+        <w:rPr>
+          <w:rFonts w:ascii="Times New Roman" w:eastAsia="Times New Roman" w:hAnsi="Times New Roman" w:cs="Times New Roman"/>
+          <w:kern w:val="0"/>
+          <w:sz w:val="22"/>
+          <w:szCs w:val="22"/>
+          <w14:ligatures w14:val="none"/>
+        </w:rPr>
       </w:r>
     </w:p>
     <w:p>
@@ -4235,7 +4213,7 @@
           <w:szCs w:val="22"/>
           <w14:ligatures w14:val="none"/>
         </w:rPr>
-        <w:t>Treat confirmed findings in ECAs and RCAs as higher-confidence evidence than preliminary observations in CRs</w:t>
+        <w:t>Treat confirmed findings in ECAs and RCAs as higher-confidence evidence than preliminary observations in CRs [PARTIALLY RESOLVED — doc_type weighting implemented; structured causal_factors parsing still missing]</w:t>
       </w:r>
     </w:p>
     <w:p>
@@ -4316,47 +4294,43 @@
           <w:szCs w:val="22"/>
           <w14:ligatures w14:val="none"/>
         </w:rPr>
-        <w:t xml:space="preserve">Weight WO condition assessments by their structured </w:t>
-      </w:r>
-      <w:r>
-        <w:rPr>
-          <w:rFonts w:ascii="Courier New" w:eastAsia="Times New Roman" w:hAnsi="Courier New" w:cs="Courier New"/>
-          <w:kern w:val="0"/>
-          <w:sz w:val="22"/>
-          <w:szCs w:val="22"/>
-          <w14:ligatures w14:val="none"/>
-        </w:rPr>
-        <w:t>as_found_condition</w:t>
-      </w:r>
-      <w:r>
-        <w:rPr>
-          <w:rFonts w:ascii="Times New Roman" w:eastAsia="Times New Roman" w:hAnsi="Times New Roman" w:cs="Times New Roman"/>
-          <w:kern w:val="0"/>
-          <w:sz w:val="22"/>
-          <w:szCs w:val="22"/>
-          <w14:ligatures w14:val="none"/>
-        </w:rPr>
-        <w:t xml:space="preserve"> and </w:t>
-      </w:r>
-      <w:r>
-        <w:rPr>
-          <w:rFonts w:ascii="Courier New" w:eastAsia="Times New Roman" w:hAnsi="Courier New" w:cs="Courier New"/>
-          <w:kern w:val="0"/>
-          <w:sz w:val="22"/>
-          <w:szCs w:val="22"/>
-          <w14:ligatures w14:val="none"/>
-        </w:rPr>
-        <w:t>as_left_condition</w:t>
-      </w:r>
-      <w:r>
-        <w:rPr>
-          <w:rFonts w:ascii="Times New Roman" w:eastAsia="Times New Roman" w:hAnsi="Times New Roman" w:cs="Times New Roman"/>
-          <w:kern w:val="0"/>
-          <w:sz w:val="22"/>
-          <w:szCs w:val="22"/>
-          <w14:ligatures w14:val="none"/>
-        </w:rPr>
-        <w:t xml:space="preserve"> fields rather than keyword detection</w:t>
+        <w:t>Weight WO condition assessments by their structured as_found_condition and as_left_condition fields rather than keyword detection [RESOLVED — evidence_retriever.py:485–513]</w:t>
+      </w:r>
+      <w:r>
+        <w:rPr>
+          <w:rFonts w:ascii="Courier New" w:eastAsia="Times New Roman" w:hAnsi="Courier New" w:cs="Courier New"/>
+          <w:kern w:val="0"/>
+          <w:sz w:val="22"/>
+          <w:szCs w:val="22"/>
+          <w14:ligatures w14:val="none"/>
+        </w:rPr>
+      </w:r>
+      <w:r>
+        <w:rPr>
+          <w:rFonts w:ascii="Times New Roman" w:eastAsia="Times New Roman" w:hAnsi="Times New Roman" w:cs="Times New Roman"/>
+          <w:kern w:val="0"/>
+          <w:sz w:val="22"/>
+          <w:szCs w:val="22"/>
+          <w14:ligatures w14:val="none"/>
+        </w:rPr>
+      </w:r>
+      <w:r>
+        <w:rPr>
+          <w:rFonts w:ascii="Courier New" w:eastAsia="Times New Roman" w:hAnsi="Courier New" w:cs="Courier New"/>
+          <w:kern w:val="0"/>
+          <w:sz w:val="22"/>
+          <w:szCs w:val="22"/>
+          <w14:ligatures w14:val="none"/>
+        </w:rPr>
+      </w:r>
+      <w:r>
+        <w:rPr>
+          <w:rFonts w:ascii="Times New Roman" w:eastAsia="Times New Roman" w:hAnsi="Times New Roman" w:cs="Times New Roman"/>
+          <w:kern w:val="0"/>
+          <w:sz w:val="22"/>
+          <w:szCs w:val="22"/>
+          <w14:ligatures w14:val="none"/>
+        </w:rPr>
       </w:r>
     </w:p>
     <w:p>
@@ -4922,27 +4896,25 @@
           <w:szCs w:val="22"/>
           <w14:ligatures w14:val="none"/>
         </w:rPr>
-        <w:t xml:space="preserve">Incorporate </w:t>
-      </w:r>
-      <w:r>
-        <w:rPr>
-          <w:rFonts w:ascii="Courier New" w:eastAsia="Times New Roman" w:hAnsi="Courier New" w:cs="Courier New"/>
-          <w:kern w:val="0"/>
-          <w:sz w:val="22"/>
-          <w:szCs w:val="22"/>
-          <w14:ligatures w14:val="none"/>
-        </w:rPr>
-        <w:t>time_distance_days</w:t>
-      </w:r>
-      <w:r>
-        <w:rPr>
-          <w:rFonts w:ascii="Times New Roman" w:eastAsia="Times New Roman" w:hAnsi="Times New Roman" w:cs="Times New Roman"/>
-          <w:kern w:val="0"/>
-          <w:sz w:val="22"/>
-          <w:szCs w:val="22"/>
-          <w14:ligatures w14:val="none"/>
-        </w:rPr>
-        <w:t xml:space="preserve"> into evidence prior scoring</w:t>
+        <w:t>Incorporate time_distance_days into evidence PRIOR scoring (Stage D pre-retrieval) [Note: time_distance_days is already used in retrieved evidence scoring via _recency_factor() — the remaining gap is the pre-retrieval prior]</w:t>
+      </w:r>
+      <w:r>
+        <w:rPr>
+          <w:rFonts w:ascii="Courier New" w:eastAsia="Times New Roman" w:hAnsi="Courier New" w:cs="Courier New"/>
+          <w:kern w:val="0"/>
+          <w:sz w:val="22"/>
+          <w:szCs w:val="22"/>
+          <w14:ligatures w14:val="none"/>
+        </w:rPr>
+      </w:r>
+      <w:r>
+        <w:rPr>
+          <w:rFonts w:ascii="Times New Roman" w:eastAsia="Times New Roman" w:hAnsi="Times New Roman" w:cs="Times New Roman"/>
+          <w:kern w:val="0"/>
+          <w:sz w:val="22"/>
+          <w:szCs w:val="22"/>
+          <w14:ligatures w14:val="none"/>
+        </w:rPr>
       </w:r>
     </w:p>
     <w:p>
